--- a/cypher-queries/3-8.docx
+++ b/cypher-queries/3-8.docx
@@ -19362,7 +19362,13 @@
       <w:proofErr w:type="spellEnd"/>
       <w:proofErr w:type="gramEnd"/>
       <w:r>
-        <w:t xml:space="preserve"> {doi:'10.1080/08956308.2018.1516608'})</w:t>
+        <w:t xml:space="preserve"> {doi:'10.1080/</w:t>
+      </w:r>
+      <w:r>
+        <w:t>08956308.2018.1516930</w:t>
+      </w:r>
+      <w:r>
+        <w:t>'})</w:t>
       </w:r>
     </w:p>
     <w:p>
@@ -19620,7 +19626,13 @@
       <w:proofErr w:type="spellEnd"/>
       <w:proofErr w:type="gramEnd"/>
       <w:r>
-        <w:t xml:space="preserve"> {doi:'10.1080/08956308.2018.1516608'})</w:t>
+        <w:t xml:space="preserve"> {doi:'10.1080/</w:t>
+      </w:r>
+      <w:r>
+        <w:t>08956308.2018.1516930</w:t>
+      </w:r>
+      <w:r>
+        <w:t>'})</w:t>
       </w:r>
     </w:p>
     <w:p>
@@ -19843,7 +19855,13 @@
       <w:proofErr w:type="spellEnd"/>
       <w:proofErr w:type="gramEnd"/>
       <w:r>
-        <w:t xml:space="preserve"> {doi:'10.1080/08956308.2018.1516608'})</w:t>
+        <w:t xml:space="preserve"> {doi:'10.1080/</w:t>
+      </w:r>
+      <w:r>
+        <w:t>08956308.2018.1516930</w:t>
+      </w:r>
+      <w:r>
+        <w:t>'})</w:t>
       </w:r>
     </w:p>
     <w:p>
@@ -19975,7 +19993,13 @@
       <w:proofErr w:type="spellEnd"/>
       <w:proofErr w:type="gramEnd"/>
       <w:r>
-        <w:t xml:space="preserve"> {doi:'10.1080/08956308.2018.1516608'})</w:t>
+        <w:t xml:space="preserve"> {doi:'10.1080/</w:t>
+      </w:r>
+      <w:r>
+        <w:t>08956308.2018.1516930</w:t>
+      </w:r>
+      <w:r>
+        <w:t>'})</w:t>
       </w:r>
     </w:p>
     <w:p>
@@ -20131,7 +20155,13 @@
       <w:proofErr w:type="spellEnd"/>
       <w:proofErr w:type="gramEnd"/>
       <w:r>
-        <w:t xml:space="preserve"> {doi:'10.1080/08956308.2018.1516608'})</w:t>
+        <w:t xml:space="preserve"> {doi:'10.1080/</w:t>
+      </w:r>
+      <w:r>
+        <w:t>08956308.2018.1516930</w:t>
+      </w:r>
+      <w:r>
+        <w:t>'})</w:t>
       </w:r>
     </w:p>
     <w:p>
@@ -20201,7 +20231,13 @@
       <w:proofErr w:type="spellEnd"/>
       <w:proofErr w:type="gramEnd"/>
       <w:r>
-        <w:t xml:space="preserve"> {doi:'10.1080/08956308.2018.1516608'})</w:t>
+        <w:t xml:space="preserve"> {doi:'10.1080/</w:t>
+      </w:r>
+      <w:r>
+        <w:t>08956308.2018.1516930</w:t>
+      </w:r>
+      <w:r>
+        <w:t>'})</w:t>
       </w:r>
     </w:p>
     <w:p>
@@ -20315,7 +20351,13 @@
       <w:proofErr w:type="spellEnd"/>
       <w:proofErr w:type="gramEnd"/>
       <w:r>
-        <w:t xml:space="preserve"> {doi:'10.1080/08956308.2018.1516608'})</w:t>
+        <w:t xml:space="preserve"> {doi:'10.1080/</w:t>
+      </w:r>
+      <w:r>
+        <w:t>08956308.2018.1516930</w:t>
+      </w:r>
+      <w:r>
+        <w:t>'})</w:t>
       </w:r>
     </w:p>
     <w:p>
@@ -20411,7 +20453,13 @@
       <w:proofErr w:type="spellEnd"/>
       <w:proofErr w:type="gramEnd"/>
       <w:r>
-        <w:t xml:space="preserve"> {doi:'10.1080/08956308.2018.1516608'})</w:t>
+        <w:t xml:space="preserve"> {doi:'10.1080/</w:t>
+      </w:r>
+      <w:r>
+        <w:t>08956308.2018.1516930</w:t>
+      </w:r>
+      <w:r>
+        <w:t>'})</w:t>
       </w:r>
     </w:p>
     <w:p>
@@ -20504,7 +20552,13 @@
       <w:proofErr w:type="spellEnd"/>
       <w:proofErr w:type="gramEnd"/>
       <w:r>
-        <w:t xml:space="preserve"> {doi:'10.1080/08956308.2018.1516608'})</w:t>
+        <w:t xml:space="preserve"> {doi:'10.1080/</w:t>
+      </w:r>
+      <w:r>
+        <w:t>08956308.2018.1516930</w:t>
+      </w:r>
+      <w:r>
+        <w:t>'})</w:t>
       </w:r>
     </w:p>
     <w:p>
@@ -20970,7 +21024,13 @@
       <w:proofErr w:type="spellEnd"/>
       <w:proofErr w:type="gramEnd"/>
       <w:r>
-        <w:t xml:space="preserve"> {doi:'10.1080/08956308.2018.1516608'})</w:t>
+        <w:t xml:space="preserve"> {doi:'10.1080/</w:t>
+      </w:r>
+      <w:r>
+        <w:t>08956308.2018.1516930</w:t>
+      </w:r>
+      <w:r>
+        <w:t>'})</w:t>
       </w:r>
     </w:p>
     <w:p>
@@ -21296,7 +21356,13 @@
       <w:proofErr w:type="spellEnd"/>
       <w:proofErr w:type="gramEnd"/>
       <w:r>
-        <w:t xml:space="preserve"> {doi:'10.1080/08956308.2018.1516608'})</w:t>
+        <w:t xml:space="preserve"> {doi:'10.1080/</w:t>
+      </w:r>
+      <w:r>
+        <w:t>08956308.2018.1516930</w:t>
+      </w:r>
+      <w:r>
+        <w:t>'})</w:t>
       </w:r>
     </w:p>
     <w:p>
@@ -21433,7 +21499,13 @@
       <w:proofErr w:type="spellEnd"/>
       <w:proofErr w:type="gramEnd"/>
       <w:r>
-        <w:t xml:space="preserve"> {doi:'10.1080/08956308.2018.1516608'})</w:t>
+        <w:t xml:space="preserve"> {doi:'10.1080/</w:t>
+      </w:r>
+      <w:r>
+        <w:t>08956308.2018.1516930</w:t>
+      </w:r>
+      <w:r>
+        <w:t>'})</w:t>
       </w:r>
     </w:p>
     <w:p>
@@ -21560,7 +21632,13 @@
       <w:proofErr w:type="spellEnd"/>
       <w:proofErr w:type="gramEnd"/>
       <w:r>
-        <w:t xml:space="preserve"> {doi:'10.1080/08956308.2018.1516608'})</w:t>
+        <w:t xml:space="preserve"> {doi:'10.1080/</w:t>
+      </w:r>
+      <w:r>
+        <w:t>08956308.2018.1516930</w:t>
+      </w:r>
+      <w:r>
+        <w:t>'})</w:t>
       </w:r>
     </w:p>
     <w:p>
@@ -21702,7 +21780,13 @@
       <w:proofErr w:type="spellEnd"/>
       <w:proofErr w:type="gramEnd"/>
       <w:r>
-        <w:t xml:space="preserve"> {doi:'10.1080/08956308.2018.1516608'})</w:t>
+        <w:t xml:space="preserve"> {doi:'10.1080/</w:t>
+      </w:r>
+      <w:r>
+        <w:t>08956308.2018.1516930</w:t>
+      </w:r>
+      <w:r>
+        <w:t>'})</w:t>
       </w:r>
     </w:p>
     <w:p>
@@ -21952,7 +22036,13 @@
       <w:proofErr w:type="spellEnd"/>
       <w:proofErr w:type="gramEnd"/>
       <w:r>
-        <w:t xml:space="preserve"> {doi:'10.1080/08956308.2018.1516608'})</w:t>
+        <w:t xml:space="preserve"> {doi:'10.1080/</w:t>
+      </w:r>
+      <w:r>
+        <w:t>08956308.2018.1516930</w:t>
+      </w:r>
+      <w:r>
+        <w:t>'})</w:t>
       </w:r>
     </w:p>
     <w:p>
@@ -22600,7 +22690,13 @@
       <w:proofErr w:type="spellEnd"/>
       <w:proofErr w:type="gramEnd"/>
       <w:r>
-        <w:t xml:space="preserve"> {doi:'10.1080/08956308.2018.1516608'})</w:t>
+        <w:t xml:space="preserve"> {doi:'10.1080/</w:t>
+      </w:r>
+      <w:r>
+        <w:t>08956308.2018.1516930</w:t>
+      </w:r>
+      <w:r>
+        <w:t>'})</w:t>
       </w:r>
     </w:p>
     <w:p>
